--- a/FINAL_paper2_fa.docx
+++ b/FINAL_paper2_fa.docx
@@ -4501,7 +4501,7 @@
           <w:b w:val="0"/>
           <w:rtl/>
         </w:rPr>
-        <w:t>مشارکت داوطلبانه، ناشناس و بر پایه رضایت آگاهانه است؛ نام افراد یا سازمان‌ها گردآوری نمی‌شود؛ داده‌ها پنج سال روی حافظه رمزگذاری‌شده نگهداری می‌شوند و مطالعه توسط [کمیته، کد تأیید] تأیید شد. ابزارهای هوش مصنوعی مولد فقط برای ویرایش زبان به کار رفتند و نویسندگان همه محتوا و ارجاع‌ها را راستی‌آزمایی کردند.</w:t>
+        <w:t>مشارکت داوطلبانه، ناشناس و بر پایه رضایت آگاهانه است؛ نام افراد یا سازمان‌ها گردآوری نمی‌شود؛ داده‌ها پنج سال روی حافظه رمزگذاری‌شده نگهداری می‌شوند . این مطالعه یک مقاله پژوهشی مستقل است و به کمیته اخلاق نهادی ارائه نشده است؛ حمایت‌های معمول پژوهش پیمایشی با متخصصان به کار رفت: رضایت آگاهانه در صفحه نخست پرسشنامه، داوطلبانه‌بودن، رازداری، نگهداری امن و نگرفتن داده شخصی حساس. ابزارهای هوش مصنوعی مولد فقط برای ویرایش زبان به کار رفتند و نویسندگان همه محتوا و ارجاع‌ها را راستی‌آزمایی کردند.</w:t>
       </w:r>
     </w:p>
     <w:p>
